--- a/最新逻辑_请优先看/报关单配置关系表说明文档.docx
+++ b/最新逻辑_请优先看/报关单配置关系表说明文档.docx
@@ -5305,7 +5305,7 @@
           <w:szCs w:val="21"/>
           <w:rFonts w:ascii="Arial" w:hAnsi="Arial" w:eastAsia="Microsoft YaHei"/>
         </w:rPr>
-        <w:t>如果源文件真实字段名里包含 IMOS P/N，这只是上传文件里的原始字段名，为了识别源表可以保留。</w:t>
+        <w:t>如果源文件真实字段名里包含 IMOS P/N，这只是历史原始字段；当前逻辑不使用它做匹配，也不要求客户维护。</w:t>
       </w:r>
     </w:p>
     <w:p>

--- a/最新逻辑_请优先看/报关单配置关系表说明文档.docx
+++ b/最新逻辑_请优先看/报关单配置关系表说明文档.docx
@@ -782,7 +782,7 @@
           <ns0:szCs ns0:val="21"/>
           <ns0:rFonts ns0:ascii="Arial" ns0:hAnsi="Arial" ns0:eastAsia="Microsoft YaHei"/>
         </ns0:rPr>
-        <ns0:t xml:space="preserve">程序读取字段映射表，识别哪些列是料号、数量、金额、重量、发票号、收货人和件数等。</ns0:t>
+        <ns0:t xml:space="preserve">程序读取字段映射表，识别哪些列是料号、数量、金额、重量、发票号、收货人、国家和件数等。</ns0:t>
       </ns0:r>
     </ns0:p>
     <ns0:p>
@@ -850,7 +850,7 @@
           <ns0:szCs ns0:val="21"/>
           <ns0:rFonts ns0:ascii="Arial" ns0:hAnsi="Arial" ns0:eastAsia="Microsoft YaHei"/>
         </ns0:rPr>
-        <ns0:t xml:space="preserve">程序按值标准化表统一品牌、国家、运输方式、成交方式等写法；运输方式按水路/航空口径归一。</ns0:t>
+        <ns0:t xml:space="preserve">程序按值标准化表统一品牌、国家、运输方式、成交方式等写法；英文国家名翻译为中文，运输方式按水路/航空口径归一。</ns0:t>
       </ns0:r>
     </ns0:p>
     <ns0:p>
@@ -884,7 +884,7 @@
           <ns0:szCs ns0:val="21"/>
           <ns0:rFonts ns0:ascii="Arial" ns0:hAnsi="Arial" ns0:eastAsia="Microsoft YaHei"/>
         </ns0:rPr>
-        <ns0:t>程序按报关单字段来源表，把数据填进报关单模板。</ns0:t>
+        <ns0:t xml:space="preserve">程序按报关单字段来源表，把数据填进报关单模板；输出文件不得保留隐藏行。</ns0:t>
       </ns0:r>
     </ns0:p>
     <ns0:p>
@@ -3414,7 +3414,7 @@
                 <ns0:szCs ns0:val="18"/>
                 <ns0:rFonts ns0:ascii="Arial" ns0:hAnsi="Arial" ns0:eastAsia="Microsoft YaHei"/>
               </ns0:rPr>
-              <ns0:t xml:space="preserve">合同协议号来自 Invoice 的 Serial No.，支持 SP/PS 等字母+数字编号；境外收货人优先来自 Ship to 公司名；净重和托盘数/件数来自 Packing list，件数可从 total 行、无 total 字样总计行或“6 pallets”等文本识别；监管方式、征免性质、离境口岸、征免使用固定默认值；没有来源的运费留空。</ns0:t>
+              <ns0:t xml:space="preserve">合同协议号来自 Invoice 的 Serial No.，支持 SP/PS 等字母+数字编号；境外收货人优先来自 Ship to 公司名；贸易国来自 Bill to 国家，运抵国来自 Ship to 国家，最终目的国等于运抵国；净重和托盘数/件数来自 Packing list，件数可从 total 行、无 total 字样总计行或“6 pallets”等文本识别；监管方式、征免性质、离境口岸、征免使用固定默认值；没有来源的运费留空。</ns0:t>
             </ns0:r>
           </ns0:p>
         </ns0:tc>
@@ -5322,7 +5322,7 @@
           <ns0:szCs ns0:val="21"/>
           <ns0:rFonts ns0:ascii="Arial" ns0:hAnsi="Arial" ns0:eastAsia="Microsoft YaHei"/>
         </ns0:rPr>
-        <ns0:t xml:space="preserve">旧报关单模板只能提供格式，不能作为业务数据来源。本次已确认固定默认值包括：监管方式=一般、征免性质=101、离境口岸=上海、商品行征免=照章征税；其他没有来源的数据留空，除非配置表另行明确。</ns0:t>
+        <ns0:t xml:space="preserve">旧报关单模板只能提供格式，不能作为业务数据来源，输出文件也不得保留隐藏行。本次已确认固定默认值包括：监管方式=一般、征免性质=101、离境口岸=上海、商品行征免=照章征税；其他没有来源的数据留空，除非配置表另行明确。</ns0:t>
       </ns0:r>
     </ns0:p>
     <ns0:p>

--- a/最新逻辑_请优先看/报关单配置关系表说明文档.docx
+++ b/最新逻辑_请优先看/报关单配置关系表说明文档.docx
@@ -125,7 +125,7 @@
           <ns0:szCs ns0:val="22"/>
           <ns0:rFonts ns0:ascii="Arial" ns0:hAnsi="Arial" ns0:eastAsia="Microsoft YaHei"/>
         </ns0:rPr>
-        <ns0:t xml:space="preserve">如果程序直接写死字段名和合并规则，上传文件稍微多一列、少一列、字段名换一种写法，就可能读错或报错。配置关系表的作用，是把这些容易变化的业务规则放在 Excel 里维护。以后规则变了，优先改配置表，不需要重新改 exe。</ns0:t>
+        <ns0:t>配置表集中管理商品数据、标准值和已确认规则。商品主数据和值标准化可直接维护；字段解析、料号匹配和合并规则变化时，需要同步更新程序。</ns0:t>
       </ns0:r>
     </ns0:p>
     <ns0:tbl>
@@ -350,16 +350,10 @@
           </ns0:tcPr>
           <ns0:p>
             <ns0:pPr>
-              <ns0:spacing ns0:before="0" ns0:after="0" ns0:line="280" ns0:lineRule="auto"/>
-            </ns0:pPr>
-            <ns0:r>
-              <ns0:rPr>
-                <ns0:color ns0:val="000000"/>
-                <ns0:sz ns0:val="18"/>
-                <ns0:szCs ns0:val="18"/>
-                <ns0:rFonts ns0:ascii="Arial" ns0:hAnsi="Arial" ns0:eastAsia="Microsoft YaHei"/>
-              </ns0:rPr>
-              <ns0:t>程序找不到字段</ns0:t>
+              <ns0:keepLines/>
+            </ns0:pPr>
+            <ns0:r>
+              <ns0:t>程序不能识别新字段</ns0:t>
             </ns0:r>
           </ns0:p>
         </ns0:tc>
@@ -377,16 +371,10 @@
           </ns0:tcPr>
           <ns0:p>
             <ns0:pPr>
-              <ns0:spacing ns0:before="0" ns0:after="0" ns0:line="280" ns0:lineRule="auto"/>
-            </ns0:pPr>
-            <ns0:r>
-              <ns0:rPr>
-                <ns0:color ns0:val="000000"/>
-                <ns0:sz ns0:val="18"/>
-                <ns0:szCs ns0:val="18"/>
-                <ns0:rFonts ns0:ascii="Arial" ns0:hAnsi="Arial" ns0:eastAsia="Microsoft YaHei"/>
-              </ns0:rPr>
-              <ns0:t>在字段映射表加一行别名即可</ns0:t>
+              <ns0:keepLines/>
+            </ns0:pPr>
+            <ns0:r>
+              <ns0:t>字段映射表记录别名，并同步程序</ns0:t>
             </ns0:r>
           </ns0:p>
         </ns0:tc>
@@ -599,15 +587,9 @@
           </ns0:tcPr>
           <ns0:p>
             <ns0:pPr>
-              <ns0:spacing ns0:before="0" ns0:after="0" ns0:line="280" ns0:lineRule="auto"/>
-            </ns0:pPr>
-            <ns0:r>
-              <ns0:rPr>
-                <ns0:color ns0:val="000000"/>
-                <ns0:sz ns0:val="18"/>
-                <ns0:szCs ns0:val="18"/>
-                <ns0:rFonts ns0:ascii="Arial" ns0:hAnsi="Arial" ns0:eastAsia="Microsoft YaHei"/>
-              </ns0:rPr>
+              <ns0:keepLines/>
+            </ns0:pPr>
+            <ns0:r>
               <ns0:t>必须改代码</ns0:t>
             </ns0:r>
           </ns0:p>
@@ -626,16 +608,10 @@
           </ns0:tcPr>
           <ns0:p>
             <ns0:pPr>
-              <ns0:spacing ns0:before="0" ns0:after="0" ns0:line="280" ns0:lineRule="auto"/>
-            </ns0:pPr>
-            <ns0:r>
-              <ns0:rPr>
-                <ns0:color ns0:val="000000"/>
-                <ns0:sz ns0:val="18"/>
-                <ns0:szCs ns0:val="18"/>
-                <ns0:rFonts ns0:ascii="Arial" ns0:hAnsi="Arial" ns0:eastAsia="Microsoft YaHei"/>
-              </ns0:rPr>
-              <ns0:t>在合并规则表调整</ns0:t>
+              <ns0:keepLines/>
+            </ns0:pPr>
+            <ns0:r>
+              <ns0:t>合并规则表记录口径，并同步程序</ns0:t>
             </ns0:r>
           </ns0:p>
         </ns0:tc>
@@ -682,16 +658,10 @@
           </ns0:tcPr>
           <ns0:p>
             <ns0:pPr>
-              <ns0:spacing ns0:before="0" ns0:after="0" ns0:line="280" ns0:lineRule="auto"/>
-            </ns0:pPr>
-            <ns0:r>
-              <ns0:rPr>
-                <ns0:color ns0:val="000000"/>
-                <ns0:sz ns0:val="18"/>
-                <ns0:szCs ns0:val="18"/>
-                <ns0:rFonts ns0:ascii="Arial" ns0:hAnsi="Arial" ns0:eastAsia="Microsoft YaHei"/>
-              </ns0:rPr>
-              <ns0:t>必须找开发人员</ns0:t>
+              <ns0:keepLines/>
+            </ns0:pPr>
+            <ns0:r>
+              <ns0:t>全部依赖开发</ns0:t>
             </ns0:r>
           </ns0:p>
         </ns0:tc>
@@ -709,16 +679,10 @@
           </ns0:tcPr>
           <ns0:p>
             <ns0:pPr>
-              <ns0:spacing ns0:before="0" ns0:after="0" ns0:line="280" ns0:lineRule="auto"/>
-            </ns0:pPr>
-            <ns0:r>
-              <ns0:rPr>
-                <ns0:color ns0:val="000000"/>
-                <ns0:sz ns0:val="18"/>
-                <ns0:szCs ns0:val="18"/>
-                <ns0:rFonts ns0:ascii="Arial" ns0:hAnsi="Arial" ns0:eastAsia="Microsoft YaHei"/>
-              </ns0:rPr>
-              <ns0:t>客户按说明维护配置 Excel</ns0:t>
+              <ns0:keepLines/>
+            </ns0:pPr>
+            <ns0:r>
+              <ns0:t>主数据和标准值由客户维护；结构规则由开发修改</ns0:t>
             </ns0:r>
           </ns0:p>
         </ns0:tc>
@@ -782,7 +746,7 @@
           <ns0:szCs ns0:val="21"/>
           <ns0:rFonts ns0:ascii="Arial" ns0:hAnsi="Arial" ns0:eastAsia="Microsoft YaHei"/>
         </ns0:rPr>
-        <ns0:t xml:space="preserve">程序读取字段映射表，识别哪些列是料号、数量、金额、重量、发票号、收货人、国家和件数等。</ns0:t>
+        <ns0:t>程序按内置字段别名识别核心列；字段映射表记录当前已支持的字段口径。</ns0:t>
       </ns0:r>
     </ns0:p>
     <ns0:p>
@@ -816,7 +780,7 @@
           <ns0:szCs ns0:val="21"/>
           <ns0:rFonts ns0:ascii="Arial" ns0:hAnsi="Arial" ns0:eastAsia="Microsoft YaHei"/>
         </ns0:rPr>
-        <ns0:t xml:space="preserve">程序用料号把 Invoice 和 Packing list 对起来，拿到金额、数量、净重、毛重、托盘数/件数。</ns0:t>
+        <ns0:t>程序先按 QAD P/N 精确形式匹配 Invoice 和 Packing list，必要时再按确认过的版本候选键匹配。</ns0:t>
       </ns0:r>
     </ns0:p>
     <ns0:p>
@@ -867,7 +831,7 @@
           <ns0:szCs ns0:val="21"/>
           <ns0:rFonts ns0:ascii="Arial" ns0:hAnsi="Arial" ns0:eastAsia="Microsoft YaHei"/>
         </ns0:rPr>
-        <ns0:t>程序按合并规则表判断哪些商品可以合并，并加总数量、金额、重量。</ns0:t>
+        <ns0:t>程序按已实现并记录在合并规则表中的口径合并商品，并加总数量、金额和重量。</ns0:t>
       </ns0:r>
     </ns0:p>
     <ns0:p>
@@ -884,7 +848,7 @@
           <ns0:szCs ns0:val="21"/>
           <ns0:rFonts ns0:ascii="Arial" ns0:hAnsi="Arial" ns0:eastAsia="Microsoft YaHei"/>
         </ns0:rPr>
-        <ns0:t xml:space="preserve">程序按报关单字段来源表，把数据填进报关单模板；输出文件不得保留隐藏行。</ns0:t>
+        <ns0:t>程序按已实现并记录在字段来源表中的规则填写模板；输出文件不得保留隐藏行。</ns0:t>
       </ns0:r>
     </ns0:p>
     <ns0:p>
@@ -2013,16 +1977,10 @@
           </ns0:tcPr>
           <ns0:p>
             <ns0:pPr>
-              <ns0:spacing ns0:before="0" ns0:after="0" ns0:line="280" ns0:lineRule="auto"/>
-            </ns0:pPr>
-            <ns0:r>
-              <ns0:rPr>
-                <ns0:color ns0:val="000000"/>
-                <ns0:sz ns0:val="18"/>
-                <ns0:szCs ns0:val="18"/>
-                <ns0:rFonts ns0:ascii="Arial" ns0:hAnsi="Arial" ns0:eastAsia="Microsoft YaHei"/>
-              </ns0:rPr>
-              <ns0:t xml:space="preserve">上传文件字段经常会变，比如 qty. 可能变成 Quantity 或 Quantity (EA)，N.W.(KG) 可能变成 N W (KGS)，也可能多出一些无关字段。如果程序死认固定字段名，就会不稳定。字段映射表让程序先把不同叫法统一成标准字段。</ns0:t>
+              <ns0:keepLines/>
+            </ns0:pPr>
+            <ns0:r>
+              <ns0:t>字段名变化会影响程序识别。字段映射表用于记录已支持的别名和期望标准字段，便于检查和开发维护；当前程序不会因为只在此表新增一行就自动学会新的解析方式。</ns0:t>
             </ns0:r>
           </ns0:p>
         </ns0:tc>
@@ -2069,16 +2027,10 @@
           </ns0:tcPr>
           <ns0:p>
             <ns0:pPr>
-              <ns0:spacing ns0:before="0" ns0:after="0" ns0:line="280" ns0:lineRule="auto"/>
-            </ns0:pPr>
-            <ns0:r>
-              <ns0:rPr>
-                <ns0:color ns0:val="000000"/>
-                <ns0:sz ns0:val="18"/>
-                <ns0:szCs ns0:val="18"/>
-                <ns0:rFonts ns0:ascii="Arial" ns0:hAnsi="Arial" ns0:eastAsia="Microsoft YaHei"/>
-              </ns0:rPr>
-              <ns0:t>当客户上传的 Invoice 或 Packing list 出现新的字段名，但意思和原字段一样时，就在这里新增一行。不要删除旧字段名。</ns0:t>
+              <ns0:keepLines/>
+            </ns0:pPr>
+            <ns0:r>
+              <ns0:t>出现新的字段名时，先在此表记录，再确认程序是否已支持；未支持时同步更新程序并用样例测试。</ns0:t>
             </ns0:r>
           </ns0:p>
         </ns0:tc>
@@ -3029,16 +2981,10 @@
           </ns0:tcPr>
           <ns0:p>
             <ns0:pPr>
-              <ns0:spacing ns0:before="0" ns0:after="0" ns0:line="280" ns0:lineRule="auto"/>
-            </ns0:pPr>
-            <ns0:r>
-              <ns0:rPr>
-                <ns0:color ns0:val="000000"/>
-                <ns0:sz ns0:val="18"/>
-                <ns0:szCs ns0:val="18"/>
-                <ns0:rFonts ns0:ascii="Arial" ns0:hAnsi="Arial" ns0:eastAsia="Microsoft YaHei"/>
-              </ns0:rPr>
-              <ns0:t>只有业务合并规则变化时才改。普通客户不建议频繁改。</ns0:t>
+              <ns0:keepLines/>
+            </ns0:pPr>
+            <ns0:r>
+              <ns0:t>业务合并口径变化时先在此表写清楚，再同步更新程序。普通客户不建议直接修改。</ns0:t>
             </ns0:r>
           </ns0:p>
         </ns0:tc>
@@ -3349,16 +3295,10 @@
           </ns0:tcPr>
           <ns0:p>
             <ns0:pPr>
-              <ns0:spacing ns0:before="0" ns0:after="0" ns0:line="280" ns0:lineRule="auto"/>
-            </ns0:pPr>
-            <ns0:r>
-              <ns0:rPr>
-                <ns0:color ns0:val="000000"/>
-                <ns0:sz ns0:val="18"/>
-                <ns0:szCs ns0:val="18"/>
-                <ns0:rFonts ns0:ascii="Arial" ns0:hAnsi="Arial" ns0:eastAsia="Microsoft YaHei"/>
-              </ns0:rPr>
-              <ns0:t>当模板字段变化、来源规则变化、某些字段需要固定默认值时维护。</ns0:t>
+              <ns0:keepLines/>
+            </ns0:pPr>
+            <ns0:r>
+              <ns0:t>模板字段或来源规则变化时，先更新此表作为确认依据，再同步修改程序和模板标记。</ns0:t>
             </ns0:r>
           </ns0:p>
         </ns0:tc>
@@ -3405,16 +3345,10 @@
           </ns0:tcPr>
           <ns0:p>
             <ns0:pPr>
-              <ns0:spacing ns0:before="0" ns0:after="0" ns0:line="280" ns0:lineRule="auto"/>
-            </ns0:pPr>
-            <ns0:r>
-              <ns0:rPr>
-                <ns0:color ns0:val="000000"/>
-                <ns0:sz ns0:val="18"/>
-                <ns0:szCs ns0:val="18"/>
-                <ns0:rFonts ns0:ascii="Arial" ns0:hAnsi="Arial" ns0:eastAsia="Microsoft YaHei"/>
-              </ns0:rPr>
-              <ns0:t xml:space="preserve">合同协议号来自 Invoice 的 Serial No.，支持 SP/PS 等字母+数字编号；境外收货人优先来自 Ship to 公司名；贸易国来自 Bill to 国家，运抵国来自 Ship to 国家，最终目的国等于运抵国；净重和托盘数/件数来自 Packing list，件数可从 total 行、无 total 字样总计行或“6 pallets”等文本识别；监管方式、征免性质、离境口岸、征免使用固定默认值；没有来源的运费留空。</ns0:t>
+              <ns0:keepLines/>
+            </ns0:pPr>
+            <ns0:r>
+              <ns0:t>合同协议号来自 Invoice Serial No.；申报日期来自 pick up Date，出口日期留空；境外收货人优先 Bill to、为空时 Ship to；贸易国=Bill to 国家，运抵国=Ship to 国家，最终目的国=运抵国。</ns0:t>
             </ns0:r>
           </ns0:p>
         </ns0:tc>
@@ -3557,16 +3491,10 @@
           </ns0:tcPr>
           <ns0:p>
             <ns0:pPr>
-              <ns0:spacing ns0:before="0" ns0:after="0" ns0:line="280" ns0:lineRule="auto"/>
-            </ns0:pPr>
-            <ns0:r>
-              <ns0:rPr>
-                <ns0:color ns0:val="000000"/>
-                <ns0:sz ns0:val="18"/>
-                <ns0:szCs ns0:val="18"/>
-                <ns0:rFonts ns0:ascii="Arial" ns0:hAnsi="Arial" ns0:eastAsia="Microsoft YaHei"/>
-              </ns0:rPr>
-              <ns0:t>把当前 exe 的完整工作流程写清楚。</ns0:t>
+              <ns0:keepLines/>
+            </ns0:pPr>
+            <ns0:r>
+              <ns0:t>记录当前程序工作流程和 8 条料号匹配结论。</ns0:t>
             </ns0:r>
           </ns0:p>
         </ns0:tc>
@@ -3613,16 +3541,10 @@
           </ns0:tcPr>
           <ns0:p>
             <ns0:pPr>
-              <ns0:spacing ns0:before="0" ns0:after="0" ns0:line="280" ns0:lineRule="auto"/>
-            </ns0:pPr>
-            <ns0:r>
-              <ns0:rPr>
-                <ns0:color ns0:val="000000"/>
-                <ns0:sz ns0:val="18"/>
-                <ns0:szCs ns0:val="18"/>
-                <ns0:rFonts ns0:ascii="Arial" ns0:hAnsi="Arial" ns0:eastAsia="Microsoft YaHei"/>
-              </ns0:rPr>
-              <ns0:t>它更像说明书，不是日常业务表。开发者以后改应用时，可以直接看这里，避免误解业务规则。</ns0:t>
+              <ns0:keepLines/>
+            </ns0:pPr>
+            <ns0:r>
+              <ns0:t>它用于确认、审计和指导程序修改，不是自动执行脚本。只改此 Sheet 不会改变程序行为。</ns0:t>
             </ns0:r>
           </ns0:p>
         </ns0:tc>
@@ -3669,16 +3591,10 @@
           </ns0:tcPr>
           <ns0:p>
             <ns0:pPr>
-              <ns0:spacing ns0:before="0" ns0:after="0" ns0:line="280" ns0:lineRule="auto"/>
-            </ns0:pPr>
-            <ns0:r>
-              <ns0:rPr>
-                <ns0:color ns0:val="000000"/>
-                <ns0:sz ns0:val="18"/>
-                <ns0:szCs ns0:val="18"/>
-                <ns0:rFonts ns0:ascii="Arial" ns0:hAnsi="Arial" ns0:eastAsia="Microsoft YaHei"/>
-              </ns0:rPr>
-              <ns0:t>应用逻辑变化时维护。客户日常不用改。</ns0:t>
+              <ns0:keepLines/>
+            </ns0:pPr>
+            <ns0:r>
+              <ns0:t>应用逻辑变化时由开发同步维护，客户日常不用改。</ns0:t>
             </ns0:r>
           </ns0:p>
         </ns0:tc>
@@ -3725,16 +3641,10 @@
           </ns0:tcPr>
           <ns0:p>
             <ns0:pPr>
-              <ns0:spacing ns0:before="0" ns0:after="0" ns0:line="280" ns0:lineRule="auto"/>
-            </ns0:pPr>
-            <ns0:r>
-              <ns0:rPr>
-                <ns0:color ns0:val="000000"/>
-                <ns0:sz ns0:val="18"/>
-                <ns0:szCs ns0:val="18"/>
-                <ns0:rFonts ns0:ascii="Arial" ns0:hAnsi="Arial" ns0:eastAsia="Microsoft YaHei"/>
-              </ns0:rPr>
-              <ns0:t>qty. 为空、0、- 的商品不进入报关单；车型不作为申报要素。</ns0:t>
+              <ns0:keepLines/>
+            </ns0:pPr>
+            <ns0:r>
+              <ns0:t>同一料号：分隔符、纯数字首尾零、全角/空白、Excel .0、版本后缀；不同料号：客户/品牌前缀、O/0、I/1、无明确关系的新旧料号。冲突时停止自动取值。</ns0:t>
             </ns0:r>
           </ns0:p>
         </ns0:tc>
@@ -4119,30 +4029,12 @@
           </ns0:tcPr>
           <ns0:p>
             <ns0:pPr>
-              <ns0:spacing ns0:before="0" ns0:after="40" ns0:line="300" ns0:lineRule="auto"/>
-            </ns0:pPr>
-            <ns0:r>
-              <ns0:rPr>
-                <ns0:b/>
-                <ns0:color ns0:val="1F4E78"/>
-                <ns0:sz ns0:val="22"/>
-                <ns0:szCs ns0:val="22"/>
-                <ns0:rFonts ns0:ascii="Arial" ns0:hAnsi="Arial" ns0:eastAsia="Microsoft YaHei"/>
-              </ns0:rPr>
-              <ns0:t xml:space="preserve">最简单的维护方法</ns0:t>
-            </ns0:r>
-          </ns0:p>
-          <ns0:p>
-            <ns0:pPr>
-              <ns0:spacing ns0:before="0" ns0:after="0" ns0:line="300" ns0:lineRule="auto"/>
-            </ns0:pPr>
-            <ns0:r>
-              <ns0:rPr>
-                <ns0:sz ns0:val="20"/>
-                <ns0:szCs ns0:val="20"/>
-                <ns0:rFonts ns0:ascii="Arial" ns0:hAnsi="Arial" ns0:eastAsia="Microsoft YaHei"/>
-              </ns0:rPr>
-              <ns0:t xml:space="preserve">日常只重点维护三张表：字段映射表、商品主数据表、值标准化表。合并规则表和报关单字段来源表不要频繁改，除非业务规则或模板真的变了。</ns0:t>
+              <ns0:keepLines/>
+            </ns0:pPr>
+            <ns0:r>
+              <ns0:t>最简单的维护方法</ns0:t>
+              <ns0:br/>
+              <ns0:t>日常直接维护商品主数据表、值标准化表和版本记录。字段映射、料号匹配、合并规则、字段来源等结构性变化，先记录业务结论，再由开发同步程序。</ns0:t>
             </ns0:r>
           </ns0:p>
         </ns0:tc>
@@ -4410,16 +4302,10 @@
           </ns0:tcPr>
           <ns0:p>
             <ns0:pPr>
-              <ns0:spacing ns0:before="0" ns0:after="0" ns0:line="280" ns0:lineRule="auto"/>
-            </ns0:pPr>
-            <ns0:r>
-              <ns0:rPr>
-                <ns0:color ns0:val="000000"/>
-                <ns0:sz ns0:val="18"/>
-                <ns0:szCs ns0:val="18"/>
-                <ns0:rFonts ns0:ascii="Arial" ns0:hAnsi="Arial" ns0:eastAsia="Microsoft YaHei"/>
-              </ns0:rPr>
-              <ns0:t xml:space="preserve">新增一行：Quantity (EA) → quantity；如是净重字段，则新增 N W (KGS) → net_weight。</ns0:t>
+              <ns0:keepLines/>
+            </ns0:pPr>
+            <ns0:r>
+              <ns0:t>在字段映射表记录新别名，并确认程序已支持；未支持时同步更新程序</ns0:t>
             </ns0:r>
           </ns0:p>
         </ns0:tc>
@@ -4659,16 +4545,10 @@
           </ns0:tcPr>
           <ns0:p>
             <ns0:pPr>
-              <ns0:spacing ns0:before="0" ns0:after="0" ns0:line="280" ns0:lineRule="auto"/>
-            </ns0:pPr>
-            <ns0:r>
-              <ns0:rPr>
-                <ns0:color ns0:val="000000"/>
-                <ns0:sz ns0:val="18"/>
-                <ns0:szCs ns0:val="18"/>
-                <ns0:rFonts ns0:ascii="Arial" ns0:hAnsi="Arial" ns0:eastAsia="Microsoft YaHei"/>
-              </ns0:rPr>
-              <ns0:t>把 model 的“是否参与合并”改为是，并测试。</ns0:t>
+              <ns0:keepLines/>
+            </ns0:pPr>
+            <ns0:r>
+              <ns0:t>记录车型参与合并的新口径，同步更新程序并完成回归测试</ns0:t>
             </ns0:r>
           </ns0:p>
         </ns0:tc>
@@ -4742,16 +4622,10 @@
           </ns0:tcPr>
           <ns0:p>
             <ns0:pPr>
-              <ns0:spacing ns0:before="0" ns0:after="0" ns0:line="280" ns0:lineRule="auto"/>
-            </ns0:pPr>
-            <ns0:r>
-              <ns0:rPr>
-                <ns0:color ns0:val="000000"/>
-                <ns0:sz ns0:val="18"/>
-                <ns0:szCs ns0:val="18"/>
-                <ns0:rFonts ns0:ascii="Arial" ns0:hAnsi="Arial" ns0:eastAsia="Microsoft YaHei"/>
-              </ns0:rPr>
-              <ns0:t>把来源改成固定规则，并写清楚默认值。</ns0:t>
+              <ns0:keepLines/>
+            </ns0:pPr>
+            <ns0:r>
+              <ns0:t>记录固定默认值和模板位置，同步更新程序与模板标记</ns0:t>
             </ns0:r>
           </ns0:p>
         </ns0:tc>
@@ -4912,6 +4786,9 @@
         <ns0:gridCol ns0:w="2400"/>
       </ns0:tblGrid>
       <ns0:tr>
+        <ns0:trPr>
+          <ns0:tblHeader ns0:val="true"/>
+        </ns0:trPr>
         <ns0:tc>
           <ns0:tcPr>
             <ns0:tcW ns0:w="2100" ns0:type="dxa"/>
@@ -5178,16 +5055,10 @@
           </ns0:tcPr>
           <ns0:p>
             <ns0:pPr>
-              <ns0:spacing ns0:before="0" ns0:after="0" ns0:line="280" ns0:lineRule="auto"/>
-            </ns0:pPr>
-            <ns0:r>
-              <ns0:rPr>
-                <ns0:color ns0:val="000000"/>
-                <ns0:sz ns0:val="18"/>
-                <ns0:szCs ns0:val="18"/>
-                <ns0:rFonts ns0:ascii="Arial" ns0:hAnsi="Arial" ns0:eastAsia="Microsoft YaHei"/>
-              </ns0:rPr>
-              <ns0:t>当前匹配逻辑</ns0:t>
+              <ns0:keepLines/>
+            </ns0:pPr>
+            <ns0:r>
+              <ns0:t>当前匹配逻辑 / 料号匹配规则</ns0:t>
             </ns0:r>
           </ns0:p>
         </ns0:tc>
@@ -5205,16 +5076,10 @@
           </ns0:tcPr>
           <ns0:p>
             <ns0:pPr>
-              <ns0:spacing ns0:before="0" ns0:after="0" ns0:line="280" ns0:lineRule="auto"/>
-            </ns0:pPr>
-            <ns0:r>
-              <ns0:rPr>
-                <ns0:color ns0:val="000000"/>
-                <ns0:sz ns0:val="18"/>
-                <ns0:szCs ns0:val="18"/>
-                <ns0:rFonts ns0:ascii="Arial" ns0:hAnsi="Arial" ns0:eastAsia="Microsoft YaHei"/>
-              </ns0:rPr>
-              <ns0:t>这是程序工作说明，改它不会自动改变程序，主要给开发者看。</ns0:t>
+              <ns0:keepLines/>
+            </ns0:pPr>
+            <ns0:r>
+              <ns0:t>会改变哪些料号被视为同一料号，错误归并会直接影响申报要素和重量分配。</ns0:t>
             </ns0:r>
           </ns0:p>
         </ns0:tc>
@@ -5232,16 +5097,10 @@
           </ns0:tcPr>
           <ns0:p>
             <ns0:pPr>
-              <ns0:spacing ns0:before="0" ns0:after="0" ns0:line="280" ns0:lineRule="auto"/>
-            </ns0:pPr>
-            <ns0:r>
-              <ns0:rPr>
-                <ns0:color ns0:val="000000"/>
-                <ns0:sz ns0:val="18"/>
-                <ns0:szCs ns0:val="18"/>
-                <ns0:rFonts ns0:ascii="Arial" ns0:hAnsi="Arial" ns0:eastAsia="Microsoft YaHei"/>
-              </ns0:rPr>
-              <ns0:t>只有应用逻辑变更时同步更新。</ns0:t>
+              <ns0:keepLines/>
+            </ns0:pPr>
+            <ns0:r>
+              <ns0:t>由开发按已确认规则修改程序；改完必须跑 8 条规则测试和真实样例。</ns0:t>
             </ns0:r>
           </ns0:p>
         </ns0:tc>
@@ -5339,7 +5198,7 @@
           <ns0:szCs ns0:val="21"/>
           <ns0:rFonts ns0:ascii="Arial" ns0:hAnsi="Arial" ns0:eastAsia="Microsoft YaHei"/>
         </ns0:rPr>
-        <ns0:t>配置表的目标不是让业务变复杂，而是把容易变化的规则从程序里拿出来，放到 Excel 里让客户可维护。</ns0:t>
+        <ns0:t>配置表的目标是把可维护数据和结构性规则分开：客户直接维护商品主数据和值标准化；需要改变程序判断方式时，由开发同步修改程序并记录版本。</ns0:t>
       </ns0:r>
     </ns0:p>
     <ns0:p>
@@ -5383,30 +5242,12 @@
           </ns0:tcPr>
           <ns0:p>
             <ns0:pPr>
-              <ns0:spacing ns0:before="0" ns0:after="40" ns0:line="300" ns0:lineRule="auto"/>
-            </ns0:pPr>
-            <ns0:r>
-              <ns0:rPr>
-                <ns0:b/>
-                <ns0:color ns0:val="1F4E78"/>
-                <ns0:sz ns0:val="22"/>
-                <ns0:szCs ns0:val="22"/>
-                <ns0:rFonts ns0:ascii="Arial" ns0:hAnsi="Arial" ns0:eastAsia="Microsoft YaHei"/>
-              </ns0:rPr>
-              <ns0:t xml:space="preserve">客户版说明</ns0:t>
-            </ns0:r>
-          </ns0:p>
-          <ns0:p>
-            <ns0:pPr>
-              <ns0:spacing ns0:before="0" ns0:after="0" ns0:line="300" ns0:lineRule="auto"/>
-            </ns0:pPr>
-            <ns0:r>
-              <ns0:rPr>
-                <ns0:sz ns0:val="20"/>
-                <ns0:szCs ns0:val="20"/>
-                <ns0:rFonts ns0:ascii="Arial" ns0:hAnsi="Arial" ns0:eastAsia="Microsoft YaHei"/>
-              </ns0:rPr>
-              <ns0:t xml:space="preserve">以后如果上传文件字段名变化、新增料号、品牌写法变化，优先修改《报关单配置关系表》。如果变化涉及程序解析能力，例如新的发票号格式、收货人位置或件数写法，也要同步确认 exe 是否已支持。改完后先用样例文件测试，确认结果正确后再正式生成报关单。</ns0:t>
+              <ns0:keepLines/>
+            </ns0:pPr>
+            <ns0:r>
+              <ns0:t>客户版说明</ns0:t>
+              <ns0:br/>
+              <ns0:t>新增料号、HS code、中文品名、品牌或国家别名时，可维护商品主数据表和值标准化表并重新上传。字段名、料号匹配、收货人位置、件数写法、合并或模板位置变化时，必须同步确认程序已支持；未支持时更新程序。每次修改都要记录版本并用样例复测。</ns0:t>
             </ns0:r>
           </ns0:p>
         </ns0:tc>
@@ -5414,11 +5255,12 @@
     </ns0:tbl>
     <ns0:p>
       <ns0:pPr>
-        <ns0:spacing ns0:before="120" ns0:after="120" ns0:line="300" ns0:lineRule="auto"/>
+        <ns0:spacing ns0:before="0" ns0:after="0" ns0:line="20" ns0:lineRule="exact"/>
       </ns0:pPr>
       <ns0:r>
         <ns0:rPr>
-          <ns0:sz ns0:val="22"/>
+          <ns0:vanish/>
+          <ns0:sz ns0:val="2"/>
           <ns0:szCs ns0:val="22"/>
           <ns0:rFonts ns0:ascii="Arial" ns0:hAnsi="Arial" ns0:eastAsia="Microsoft YaHei"/>
         </ns0:rPr>
